--- a/Phase 1/Week 1/Day1/week1-day1&2 -genai-basics-answers.docx
+++ b/Phase 1/Week 1/Day1/week1-day1&2 -genai-basics-answers.docx
@@ -66,7 +66,6 @@
           <w:p>
             <w:pPr>
               <w:spacing w:after="0" w:line="240" w:lineRule="auto"/>
-              <w:ind w:firstLineChars="100" w:firstLine="221"/>
               <w:rPr>
                 <w:rFonts w:ascii="Arial" w:eastAsia="Times New Roman" w:hAnsi="Arial" w:cs="Arial"/>
                 <w:b/>
@@ -89,7 +88,33 @@
                 <w:szCs w:val="22"/>
                 <w14:ligatures w14:val="none"/>
               </w:rPr>
-              <w:t>Model Provider</w:t>
+              <w:t>Model</w:t>
+            </w:r>
+            <w:r>
+              <w:rPr>
+                <w:rFonts w:ascii="Arial" w:eastAsia="Times New Roman" w:hAnsi="Arial" w:cs="Arial"/>
+                <w:b/>
+                <w:bCs/>
+                <w:color w:val="000000"/>
+                <w:kern w:val="0"/>
+                <w:sz w:val="22"/>
+                <w:szCs w:val="22"/>
+                <w14:ligatures w14:val="none"/>
+              </w:rPr>
+              <w:br/>
+            </w:r>
+            <w:r>
+              <w:rPr>
+                <w:rFonts w:ascii="Arial" w:eastAsia="Times New Roman" w:hAnsi="Arial" w:cs="Arial"/>
+                <w:b/>
+                <w:bCs/>
+                <w:color w:val="000000"/>
+                <w:kern w:val="0"/>
+                <w:sz w:val="22"/>
+                <w:szCs w:val="22"/>
+                <w14:ligatures w14:val="none"/>
+              </w:rPr>
+              <w:t>Provider</w:t>
             </w:r>
           </w:p>
         </w:tc>
@@ -152,7 +177,6 @@
           <w:p>
             <w:pPr>
               <w:spacing w:after="0" w:line="240" w:lineRule="auto"/>
-              <w:ind w:firstLineChars="100" w:firstLine="221"/>
               <w:rPr>
                 <w:rFonts w:ascii="Arial" w:eastAsia="Times New Roman" w:hAnsi="Arial" w:cs="Arial"/>
                 <w:b/>
@@ -195,7 +219,6 @@
           <w:p>
             <w:pPr>
               <w:spacing w:after="0" w:line="240" w:lineRule="auto"/>
-              <w:ind w:firstLineChars="100" w:firstLine="221"/>
               <w:rPr>
                 <w:rFonts w:ascii="Arial" w:eastAsia="Times New Roman" w:hAnsi="Arial" w:cs="Arial"/>
                 <w:b/>
@@ -207,7 +230,6 @@
                 <w14:ligatures w14:val="none"/>
               </w:rPr>
             </w:pPr>
-            <w:proofErr w:type="spellStart"/>
             <w:r>
               <w:rPr>
                 <w:rFonts w:ascii="Arial" w:eastAsia="Times New Roman" w:hAnsi="Arial" w:cs="Arial"/>
@@ -219,10 +241,26 @@
                 <w:szCs w:val="22"/>
                 <w14:ligatures w14:val="none"/>
               </w:rPr>
-              <w:t>Cut off</w:t>
-            </w:r>
-            <w:proofErr w:type="spellEnd"/>
-            <w:r>
+              <w:t>Cutoff Date</w:t>
+            </w:r>
+          </w:p>
+        </w:tc>
+        <w:tc>
+          <w:tcPr>
+            <w:tcW w:w="1289" w:type="dxa"/>
+            <w:tcBorders>
+              <w:top w:val="single" w:sz="4" w:space="0" w:color="auto"/>
+              <w:left w:val="nil"/>
+              <w:bottom w:val="single" w:sz="4" w:space="0" w:color="auto"/>
+              <w:right w:val="single" w:sz="4" w:space="0" w:color="auto"/>
+            </w:tcBorders>
+            <w:shd w:val="clear" w:color="000000" w:fill="FFFF00"/>
+            <w:vAlign w:val="center"/>
+            <w:hideMark/>
+          </w:tcPr>
+          <w:p>
+            <w:pPr>
+              <w:spacing w:after="0" w:line="240" w:lineRule="auto"/>
               <w:rPr>
                 <w:rFonts w:ascii="Arial" w:eastAsia="Times New Roman" w:hAnsi="Arial" w:cs="Arial"/>
                 <w:b/>
@@ -233,13 +271,25 @@
                 <w:szCs w:val="22"/>
                 <w14:ligatures w14:val="none"/>
               </w:rPr>
-              <w:t xml:space="preserve"> Date</w:t>
-            </w:r>
-          </w:p>
-        </w:tc>
-        <w:tc>
-          <w:tcPr>
-            <w:tcW w:w="1289" w:type="dxa"/>
+            </w:pPr>
+            <w:r>
+              <w:rPr>
+                <w:rFonts w:ascii="Arial" w:eastAsia="Times New Roman" w:hAnsi="Arial" w:cs="Arial"/>
+                <w:b/>
+                <w:bCs/>
+                <w:color w:val="000000"/>
+                <w:kern w:val="0"/>
+                <w:sz w:val="22"/>
+                <w:szCs w:val="22"/>
+                <w14:ligatures w14:val="none"/>
+              </w:rPr>
+              <w:t>Cost of Tokens (per 1M)</w:t>
+            </w:r>
+          </w:p>
+        </w:tc>
+        <w:tc>
+          <w:tcPr>
+            <w:tcW w:w="1495" w:type="dxa"/>
             <w:tcBorders>
               <w:top w:val="single" w:sz="4" w:space="0" w:color="auto"/>
               <w:left w:val="nil"/>
@@ -253,7 +303,6 @@
           <w:p>
             <w:pPr>
               <w:spacing w:after="0" w:line="240" w:lineRule="auto"/>
-              <w:ind w:firstLineChars="100" w:firstLine="221"/>
               <w:rPr>
                 <w:rFonts w:ascii="Arial" w:eastAsia="Times New Roman" w:hAnsi="Arial" w:cs="Arial"/>
                 <w:b/>
@@ -276,13 +325,13 @@
                 <w:szCs w:val="22"/>
                 <w14:ligatures w14:val="none"/>
               </w:rPr>
-              <w:t>Cost of Tokens (per 1M)</w:t>
-            </w:r>
-          </w:p>
-        </w:tc>
-        <w:tc>
-          <w:tcPr>
-            <w:tcW w:w="1495" w:type="dxa"/>
+              <w:t>Context Window</w:t>
+            </w:r>
+          </w:p>
+        </w:tc>
+        <w:tc>
+          <w:tcPr>
+            <w:tcW w:w="1866" w:type="dxa"/>
             <w:tcBorders>
               <w:top w:val="single" w:sz="4" w:space="0" w:color="auto"/>
               <w:left w:val="nil"/>
@@ -319,13 +368,13 @@
                 <w:szCs w:val="22"/>
                 <w14:ligatures w14:val="none"/>
               </w:rPr>
-              <w:t>Context Window</w:t>
-            </w:r>
-          </w:p>
-        </w:tc>
-        <w:tc>
-          <w:tcPr>
-            <w:tcW w:w="1866" w:type="dxa"/>
+              <w:t>Type</w:t>
+            </w:r>
+          </w:p>
+        </w:tc>
+        <w:tc>
+          <w:tcPr>
+            <w:tcW w:w="1801" w:type="dxa"/>
             <w:tcBorders>
               <w:top w:val="single" w:sz="4" w:space="0" w:color="auto"/>
               <w:left w:val="nil"/>
@@ -339,50 +388,6 @@
           <w:p>
             <w:pPr>
               <w:spacing w:after="0" w:line="240" w:lineRule="auto"/>
-              <w:ind w:firstLineChars="100" w:firstLine="221"/>
-              <w:rPr>
-                <w:rFonts w:ascii="Arial" w:eastAsia="Times New Roman" w:hAnsi="Arial" w:cs="Arial"/>
-                <w:b/>
-                <w:bCs/>
-                <w:color w:val="000000"/>
-                <w:kern w:val="0"/>
-                <w:sz w:val="22"/>
-                <w:szCs w:val="22"/>
-                <w14:ligatures w14:val="none"/>
-              </w:rPr>
-            </w:pPr>
-            <w:r>
-              <w:rPr>
-                <w:rFonts w:ascii="Arial" w:eastAsia="Times New Roman" w:hAnsi="Arial" w:cs="Arial"/>
-                <w:b/>
-                <w:bCs/>
-                <w:color w:val="000000"/>
-                <w:kern w:val="0"/>
-                <w:sz w:val="22"/>
-                <w:szCs w:val="22"/>
-                <w14:ligatures w14:val="none"/>
-              </w:rPr>
-              <w:t>Type</w:t>
-            </w:r>
-          </w:p>
-        </w:tc>
-        <w:tc>
-          <w:tcPr>
-            <w:tcW w:w="1801" w:type="dxa"/>
-            <w:tcBorders>
-              <w:top w:val="single" w:sz="4" w:space="0" w:color="auto"/>
-              <w:left w:val="nil"/>
-              <w:bottom w:val="single" w:sz="4" w:space="0" w:color="auto"/>
-              <w:right w:val="single" w:sz="4" w:space="0" w:color="auto"/>
-            </w:tcBorders>
-            <w:shd w:val="clear" w:color="000000" w:fill="FFFF00"/>
-            <w:vAlign w:val="center"/>
-            <w:hideMark/>
-          </w:tcPr>
-          <w:p>
-            <w:pPr>
-              <w:spacing w:after="0" w:line="240" w:lineRule="auto"/>
-              <w:ind w:firstLineChars="100" w:firstLine="221"/>
               <w:rPr>
                 <w:rFonts w:ascii="Arial" w:eastAsia="Times New Roman" w:hAnsi="Arial" w:cs="Arial"/>
                 <w:b/>
@@ -473,7 +478,6 @@
           <w:p>
             <w:pPr>
               <w:spacing w:after="0" w:line="240" w:lineRule="auto"/>
-              <w:ind w:firstLineChars="100" w:firstLine="240"/>
               <w:rPr>
                 <w:rFonts w:ascii="Aptos Narrow" w:eastAsia="Times New Roman" w:hAnsi="Aptos Narrow" w:cs="Times New Roman"/>
                 <w:color w:val="467886"/>
@@ -1853,7 +1857,6 @@
           <w:p>
             <w:pPr>
               <w:spacing w:after="0" w:line="240" w:lineRule="auto"/>
-              <w:ind w:firstLineChars="100" w:firstLine="240"/>
               <w:rPr>
                 <w:rFonts w:ascii="Aptos Narrow" w:eastAsia="Times New Roman" w:hAnsi="Aptos Narrow" w:cs="Times New Roman"/>
                 <w:color w:val="467886"/>
@@ -1973,7 +1976,6 @@
           <w:p>
             <w:pPr>
               <w:spacing w:after="0" w:line="240" w:lineRule="auto"/>
-              <w:ind w:firstLineChars="100" w:firstLine="220"/>
               <w:rPr>
                 <w:rFonts w:ascii="Arial" w:eastAsia="Times New Roman" w:hAnsi="Arial" w:cs="Arial"/>
                 <w:color w:val="000000"/>
@@ -2479,7 +2481,6 @@
           <w:p>
             <w:pPr>
               <w:spacing w:after="0" w:line="240" w:lineRule="auto"/>
-              <w:ind w:firstLineChars="100" w:firstLine="220"/>
               <w:rPr>
                 <w:rFonts w:ascii="Arial" w:eastAsia="Times New Roman" w:hAnsi="Arial" w:cs="Arial"/>
                 <w:color w:val="000000"/>
@@ -2649,7 +2650,6 @@
           <w:p>
             <w:pPr>
               <w:spacing w:after="0" w:line="240" w:lineRule="auto"/>
-              <w:ind w:firstLineChars="100" w:firstLine="240"/>
               <w:rPr>
                 <w:rFonts w:ascii="Aptos Narrow" w:eastAsia="Times New Roman" w:hAnsi="Aptos Narrow" w:cs="Times New Roman"/>
                 <w:color w:val="467886"/>
@@ -2769,7 +2769,6 @@
           <w:p>
             <w:pPr>
               <w:spacing w:after="0" w:line="240" w:lineRule="auto"/>
-              <w:ind w:firstLineChars="100" w:firstLine="220"/>
               <w:rPr>
                 <w:rFonts w:ascii="Arial" w:eastAsia="Times New Roman" w:hAnsi="Arial" w:cs="Arial"/>
                 <w:color w:val="000000"/>
@@ -3275,7 +3274,6 @@
           <w:p>
             <w:pPr>
               <w:spacing w:after="0" w:line="240" w:lineRule="auto"/>
-              <w:ind w:firstLineChars="100" w:firstLine="220"/>
               <w:rPr>
                 <w:rFonts w:ascii="Arial" w:eastAsia="Times New Roman" w:hAnsi="Arial" w:cs="Arial"/>
                 <w:color w:val="000000"/>
@@ -3456,7 +3454,6 @@
           <w:p>
             <w:pPr>
               <w:spacing w:after="0" w:line="240" w:lineRule="auto"/>
-              <w:ind w:firstLineChars="100" w:firstLine="240"/>
               <w:rPr>
                 <w:rFonts w:ascii="Aptos Narrow" w:eastAsia="Times New Roman" w:hAnsi="Aptos Narrow" w:cs="Times New Roman"/>
                 <w:color w:val="467886"/>
@@ -3576,7 +3573,6 @@
           <w:p>
             <w:pPr>
               <w:spacing w:after="0" w:line="240" w:lineRule="auto"/>
-              <w:ind w:firstLineChars="100" w:firstLine="220"/>
               <w:rPr>
                 <w:rFonts w:ascii="Arial" w:eastAsia="Times New Roman" w:hAnsi="Arial" w:cs="Arial"/>
                 <w:color w:val="000000"/>
@@ -4094,7 +4090,6 @@
           <w:p>
             <w:pPr>
               <w:spacing w:after="0" w:line="240" w:lineRule="auto"/>
-              <w:ind w:firstLineChars="100" w:firstLine="220"/>
               <w:rPr>
                 <w:rFonts w:ascii="Arial" w:eastAsia="Times New Roman" w:hAnsi="Arial" w:cs="Arial"/>
                 <w:color w:val="000000"/>
@@ -4260,7 +4255,6 @@
           <w:p>
             <w:pPr>
               <w:spacing w:after="0" w:line="240" w:lineRule="auto"/>
-              <w:ind w:firstLineChars="100" w:firstLine="240"/>
               <w:rPr>
                 <w:rFonts w:ascii="Aptos Narrow" w:eastAsia="Times New Roman" w:hAnsi="Aptos Narrow" w:cs="Times New Roman"/>
                 <w:color w:val="467886"/>
@@ -4603,7 +4597,6 @@
           <w:p>
             <w:pPr>
               <w:spacing w:after="0" w:line="240" w:lineRule="auto"/>
-              <w:ind w:firstLineChars="100" w:firstLine="240"/>
               <w:rPr>
                 <w:rFonts w:ascii="Aptos Narrow" w:eastAsia="Times New Roman" w:hAnsi="Aptos Narrow" w:cs="Times New Roman"/>
                 <w:color w:val="467886"/>
@@ -5397,7 +5390,6 @@
           <w:p>
             <w:pPr>
               <w:spacing w:after="0" w:line="240" w:lineRule="auto"/>
-              <w:ind w:firstLineChars="100" w:firstLine="240"/>
               <w:rPr>
                 <w:rFonts w:ascii="Aptos Narrow" w:eastAsia="Times New Roman" w:hAnsi="Aptos Narrow" w:cs="Times New Roman"/>
                 <w:color w:val="467886"/>
@@ -6191,7 +6183,6 @@
           <w:p>
             <w:pPr>
               <w:spacing w:after="0" w:line="240" w:lineRule="auto"/>
-              <w:ind w:firstLineChars="100" w:firstLine="240"/>
               <w:rPr>
                 <w:rFonts w:ascii="Aptos Narrow" w:eastAsia="Times New Roman" w:hAnsi="Aptos Narrow" w:cs="Times New Roman"/>
                 <w:color w:val="467886"/>
@@ -6986,7 +6977,6 @@
           <w:p>
             <w:pPr>
               <w:spacing w:after="0" w:line="240" w:lineRule="auto"/>
-              <w:ind w:firstLineChars="100" w:firstLine="240"/>
               <w:rPr>
                 <w:rFonts w:ascii="Aptos Narrow" w:eastAsia="Times New Roman" w:hAnsi="Aptos Narrow" w:cs="Times New Roman"/>
                 <w:color w:val="467886"/>
@@ -7778,7 +7768,6 @@
           <w:p>
             <w:pPr>
               <w:spacing w:after="0" w:line="240" w:lineRule="auto"/>
-              <w:ind w:firstLineChars="100" w:firstLine="240"/>
               <w:rPr>
                 <w:rFonts w:ascii="Aptos Narrow" w:eastAsia="Times New Roman" w:hAnsi="Aptos Narrow" w:cs="Times New Roman"/>
                 <w:color w:val="467886"/>
@@ -7790,7 +7779,6 @@
               </w:rPr>
             </w:pPr>
             <w:hyperlink r:id="rId16" w:tgtFrame="_blank" w:history="1">
-              <w:proofErr w:type="spellStart"/>
               <w:r>
                 <w:rPr>
                   <w:rFonts w:ascii="Aptos Narrow" w:eastAsia="Times New Roman" w:hAnsi="Aptos Narrow" w:cs="Times New Roman"/>
@@ -7801,9 +7789,8 @@
                   <w:u w:val="single"/>
                   <w14:ligatures w14:val="none"/>
                 </w:rPr>
-                <w:t>Seedream</w:t>
+                <w:t>See dream</w:t>
               </w:r>
-              <w:proofErr w:type="spellEnd"/>
               <w:r>
                 <w:rPr>
                   <w:rFonts w:ascii="Aptos Narrow" w:eastAsia="Times New Roman" w:hAnsi="Aptos Narrow" w:cs="Times New Roman"/>
